--- a/test/_Rådhusvagten/RUNDERINGSBESKRIVELSER/Rentemestervej 76/Arbejdsbeskrivelse Rentemestervej.docx
+++ b/test/_Rådhusvagten/RUNDERINGSBESKRIVELSER/Rentemestervej 76/Arbejdsbeskrivelse Rentemestervej.docx
@@ -1757,15 +1757,12 @@
         </w:rPr>
         <w:t xml:space="preserve">mail: </w:t>
       </w:r>
-      <w:hyperlink r:id="rId9">
-        <w:r>
-          <w:rPr>
-            <w:rStyle w:val="Hyperlink"/>
-            <w:rFonts w:ascii="Calibri" w:hAnsi="Calibri" w:cs="Calibri"/>
-          </w:rPr>
-          <w:t>stines@kk.dk</w:t>
-        </w:r>
-      </w:hyperlink>
+      <w:r>
+        <w:rPr>
+          <w:rFonts w:ascii="Calibri" w:hAnsi="Calibri" w:cs="Calibri"/>
+        </w:rPr>
+        <w:t>stines@kk.dk</w:t>
+      </w:r>
     </w:p>
     <w:p>
       <w:pPr>
@@ -1807,7 +1804,7 @@
         </w:rPr>
         <w:t xml:space="preserve"> E-mail: </w:t>
       </w:r>
-      <w:hyperlink r:id="rId10" w:history="1">
+      <w:hyperlink r:id="rId9" w:history="1">
         <w:r>
           <w:rPr>
             <w:rStyle w:val="Hyperlink"/>
@@ -1839,7 +1836,7 @@
         <w:tab/>
         <w:t xml:space="preserve">E-mail: </w:t>
       </w:r>
-      <w:hyperlink r:id="rId11" w:history="1">
+      <w:hyperlink r:id="rId10" w:history="1">
         <w:r>
           <w:rPr>
             <w:rStyle w:val="Hyperlink"/>
@@ -2565,6 +2562,18 @@
       <w:shd w:val="clear" w:color="auto" w:fill="E1DFDD"/>
     </w:rPr>
   </w:style>
+  <w:style w:type="character" w:styleId="BesgtLink">
+    <w:name w:val="FollowedHyperlink"/>
+    <w:basedOn w:val="Standardskrifttypeiafsnit"/>
+    <w:uiPriority w:val="99"/>
+    <w:semiHidden/>
+    <w:unhideWhenUsed/>
+    <w:rsid w:val="002C27C5"/>
+    <w:rPr>
+      <w:color w:val="954F72" w:themeColor="followedHyperlink"/>
+      <w:u w:val="single"/>
+    </w:rPr>
+  </w:style>
 </w:styles>
 </file>
 
@@ -2864,8 +2873,37 @@
 </file>
 
 <file path=customXml/item1.xml><?xml version="1.0" encoding="utf-8"?>
-<ct:contentTypeSchema xmlns:ct="http://schemas.microsoft.com/office/2006/metadata/contentType" xmlns:ma="http://schemas.microsoft.com/office/2006/metadata/properties/metaAttributes" ct:_="" ma:_="" ma:contentTypeName="Dokument" ma:contentTypeID="0x01010024556FA7B362AE4B8446F9CC073D5A4F" ma:contentTypeVersion="21" ma:contentTypeDescription="Opret et nyt dokument." ma:contentTypeScope="" ma:versionID="d1aa7de62efe80bb21950df6e450197f">
-  <xsd:schema xmlns:xsd="http://www.w3.org/2001/XMLSchema" xmlns:xs="http://www.w3.org/2001/XMLSchema" xmlns:p="http://schemas.microsoft.com/office/2006/metadata/properties" xmlns:ns2="0f03729d-1f1c-4b43-bedd-870f9fd028b5" xmlns:ns3="45c24c4d-4de2-4a11-996b-ad1b02b5a53f" targetNamespace="http://schemas.microsoft.com/office/2006/metadata/properties" ma:root="true" ma:fieldsID="14b8e5f815d087d67dcc59fc9196c213" ns2:_="" ns3:_="">
+<?mso-contentType ?>
+<FormTemplates xmlns="http://schemas.microsoft.com/sharepoint/v3/contenttype/forms">
+  <Display>DocumentLibraryForm</Display>
+  <Edit>DocumentLibraryForm</Edit>
+  <New>DocumentLibraryForm</New>
+</FormTemplates>
+</file>
+
+<file path=customXml/item2.xml><?xml version="1.0" encoding="utf-8"?>
+<p:properties xmlns:p="http://schemas.microsoft.com/office/2006/metadata/properties" xmlns:xsi="http://www.w3.org/2001/XMLSchema-instance" xmlns:pc="http://schemas.microsoft.com/office/infopath/2007/PartnerControls">
+  <documentManagement>
+    <lcf76f155ced4ddcb4097134ff3c332f xmlns="0f03729d-1f1c-4b43-bedd-870f9fd028b5">
+      <Terms xmlns="http://schemas.microsoft.com/office/infopath/2007/PartnerControls"/>
+    </lcf76f155ced4ddcb4097134ff3c332f>
+    <eDoc xmlns="0f03729d-1f1c-4b43-bedd-870f9fd028b5" xsi:nil="true"/>
+    <SharedWithUsers xmlns="45c24c4d-4de2-4a11-996b-ad1b02b5a53f">
+      <UserInfo>
+        <DisplayName/>
+        <AccountId xsi:nil="true"/>
+        <AccountType/>
+      </UserInfo>
+    </SharedWithUsers>
+    <dato xmlns="0f03729d-1f1c-4b43-bedd-870f9fd028b5" xsi:nil="true"/>
+    <Note xmlns="0f03729d-1f1c-4b43-bedd-870f9fd028b5" xsi:nil="true"/>
+  </documentManagement>
+</p:properties>
+</file>
+
+<file path=customXml/item3.xml><?xml version="1.0" encoding="utf-8"?>
+<ct:contentTypeSchema xmlns:ct="http://schemas.microsoft.com/office/2006/metadata/contentType" xmlns:ma="http://schemas.microsoft.com/office/2006/metadata/properties/metaAttributes" ct:_="" ma:_="" ma:contentTypeName="Dokument" ma:contentTypeID="0x01010024556FA7B362AE4B8446F9CC073D5A4F" ma:contentTypeVersion="21" ma:contentTypeDescription="Opret et nyt dokument." ma:contentTypeScope="" ma:versionID="29eb3a036b90b29db2fcb250f5ab1f36">
+  <xsd:schema xmlns:xsd="http://www.w3.org/2001/XMLSchema" xmlns:xs="http://www.w3.org/2001/XMLSchema" xmlns:p="http://schemas.microsoft.com/office/2006/metadata/properties" xmlns:ns2="0f03729d-1f1c-4b43-bedd-870f9fd028b5" xmlns:ns3="45c24c4d-4de2-4a11-996b-ad1b02b5a53f" targetNamespace="http://schemas.microsoft.com/office/2006/metadata/properties" ma:root="true" ma:fieldsID="ad93c050f1bea95ca108ddf053299f1d" ns2:_="" ns3:_="">
     <xsd:import namespace="0f03729d-1f1c-4b43-bedd-870f9fd028b5"/>
     <xsd:import namespace="45c24c4d-4de2-4a11-996b-ad1b02b5a53f"/>
     <xsd:element name="properties">
@@ -3126,50 +3164,10 @@
 </ct:contentTypeSchema>
 </file>
 
-<file path=customXml/item2.xml><?xml version="1.0" encoding="utf-8"?>
-<p:properties xmlns:p="http://schemas.microsoft.com/office/2006/metadata/properties" xmlns:xsi="http://www.w3.org/2001/XMLSchema-instance" xmlns:pc="http://schemas.microsoft.com/office/infopath/2007/PartnerControls">
-  <documentManagement>
-    <lcf76f155ced4ddcb4097134ff3c332f xmlns="0f03729d-1f1c-4b43-bedd-870f9fd028b5">
-      <Terms xmlns="http://schemas.microsoft.com/office/infopath/2007/PartnerControls"/>
-    </lcf76f155ced4ddcb4097134ff3c332f>
-    <eDoc xmlns="0f03729d-1f1c-4b43-bedd-870f9fd028b5" xsi:nil="true"/>
-    <SharedWithUsers xmlns="45c24c4d-4de2-4a11-996b-ad1b02b5a53f">
-      <UserInfo>
-        <DisplayName/>
-        <AccountId xsi:nil="true"/>
-        <AccountType/>
-      </UserInfo>
-    </SharedWithUsers>
-    <dato xmlns="0f03729d-1f1c-4b43-bedd-870f9fd028b5" xsi:nil="true"/>
-    <Note xmlns="0f03729d-1f1c-4b43-bedd-870f9fd028b5" xsi:nil="true"/>
-  </documentManagement>
-</p:properties>
-</file>
-
-<file path=customXml/item3.xml><?xml version="1.0" encoding="utf-8"?>
-<?mso-contentType ?>
-<FormTemplates xmlns="http://schemas.microsoft.com/sharepoint/v3/contenttype/forms">
-  <Display>DocumentLibraryForm</Display>
-  <Edit>DocumentLibraryForm</Edit>
-  <New>DocumentLibraryForm</New>
-</FormTemplates>
-</file>
-
 <file path=customXml/itemProps1.xml><?xml version="1.0" encoding="utf-8"?>
-<ds:datastoreItem xmlns:ds="http://schemas.openxmlformats.org/officeDocument/2006/customXml" ds:itemID="{C0BDF1CE-E3DE-4C40-B1B8-6D6203CCA8F9}">
+<ds:datastoreItem xmlns:ds="http://schemas.openxmlformats.org/officeDocument/2006/customXml" ds:itemID="{8FF67060-1658-407D-8AE2-895C1F6BDBE6}">
   <ds:schemaRefs>
-    <ds:schemaRef ds:uri="http://schemas.microsoft.com/office/2006/metadata/contentType"/>
-    <ds:schemaRef ds:uri="http://schemas.microsoft.com/office/2006/metadata/properties/metaAttributes"/>
-    <ds:schemaRef ds:uri="http://www.w3.org/2001/XMLSchema"/>
-    <ds:schemaRef ds:uri="http://schemas.microsoft.com/office/2006/metadata/properties"/>
-    <ds:schemaRef ds:uri="0f03729d-1f1c-4b43-bedd-870f9fd028b5"/>
-    <ds:schemaRef ds:uri="45c24c4d-4de2-4a11-996b-ad1b02b5a53f"/>
-    <ds:schemaRef ds:uri="http://schemas.microsoft.com/office/2006/documentManagement/types"/>
-    <ds:schemaRef ds:uri="http://schemas.microsoft.com/office/infopath/2007/PartnerControls"/>
-    <ds:schemaRef ds:uri="http://schemas.openxmlformats.org/package/2006/metadata/core-properties"/>
-    <ds:schemaRef ds:uri="http://purl.org/dc/elements/1.1/"/>
-    <ds:schemaRef ds:uri="http://purl.org/dc/terms/"/>
-    <ds:schemaRef ds:uri="http://schemas.microsoft.com/internal/obd"/>
+    <ds:schemaRef ds:uri="http://schemas.microsoft.com/sharepoint/v3/contenttype/forms"/>
   </ds:schemaRefs>
 </ds:datastoreItem>
 </file>
@@ -3177,24 +3175,14 @@
 <file path=customXml/itemProps2.xml><?xml version="1.0" encoding="utf-8"?>
 <ds:datastoreItem xmlns:ds="http://schemas.openxmlformats.org/officeDocument/2006/customXml" ds:itemID="{8637FA57-55A9-4FCE-B702-CAD11C166FC1}">
   <ds:schemaRefs>
+    <ds:schemaRef ds:uri="http://schemas.microsoft.com/office/2006/metadata/properties"/>
+    <ds:schemaRef ds:uri="http://schemas.microsoft.com/office/infopath/2007/PartnerControls"/>
     <ds:schemaRef ds:uri="0f03729d-1f1c-4b43-bedd-870f9fd028b5"/>
-    <ds:schemaRef ds:uri="http://schemas.microsoft.com/office/infopath/2007/PartnerControls"/>
-    <ds:schemaRef ds:uri="http://purl.org/dc/dcmitype/"/>
     <ds:schemaRef ds:uri="45c24c4d-4de2-4a11-996b-ad1b02b5a53f"/>
-    <ds:schemaRef ds:uri="http://schemas.microsoft.com/office/2006/documentManagement/types"/>
-    <ds:schemaRef ds:uri="http://schemas.openxmlformats.org/package/2006/metadata/core-properties"/>
-    <ds:schemaRef ds:uri="http://schemas.microsoft.com/office/2006/metadata/properties"/>
-    <ds:schemaRef ds:uri="http://www.w3.org/XML/1998/namespace"/>
-    <ds:schemaRef ds:uri="http://purl.org/dc/terms/"/>
-    <ds:schemaRef ds:uri="http://purl.org/dc/elements/1.1/"/>
   </ds:schemaRefs>
 </ds:datastoreItem>
 </file>
 
 <file path=customXml/itemProps3.xml><?xml version="1.0" encoding="utf-8"?>
-<ds:datastoreItem xmlns:ds="http://schemas.openxmlformats.org/officeDocument/2006/customXml" ds:itemID="{8FF67060-1658-407D-8AE2-895C1F6BDBE6}">
-  <ds:schemaRefs>
-    <ds:schemaRef ds:uri="http://schemas.microsoft.com/sharepoint/v3/contenttype/forms"/>
-  </ds:schemaRefs>
-</ds:datastoreItem>
+<ds:datastoreItem xmlns:ds="http://schemas.openxmlformats.org/officeDocument/2006/customXml" ds:itemID="{29524BE9-E3B4-45E5-A657-0BC6E0E71036}"/>
 </file>